--- a/manuscript/ref.docx
+++ b/manuscript/ref.docx
@@ -49,14 +49,7 @@
           <w:rtl w:val="0"/>
           <w:lang w:val="en-US"/>
         </w:rPr>
-        <w:t xml:space="preserve">Dietrich </w:t>
-      </w:r>
-      <w:r>
-        <w:rPr>
-          <w:rtl w:val="0"/>
-          <w:lang w:val="en-US"/>
-        </w:rPr>
-        <w:t>Plass</w:t>
+        <w:t>Dietrich Plass</w:t>
       </w:r>
     </w:p>
     <w:p>
@@ -155,7 +148,7 @@
           <w:rFonts w:cs="Arial Unicode MS" w:eastAsia="Arial Unicode MS"/>
           <w:rtl w:val="0"/>
         </w:rPr>
-        <w:t>1</w:t>
+        <w:t>2</w:t>
       </w:r>
       <w:r>
         <w:rPr/>
@@ -191,7 +184,7 @@
           <w:rFonts w:cs="Arial Unicode MS" w:eastAsia="Arial Unicode MS"/>
           <w:rtl w:val="0"/>
         </w:rPr>
-        <w:t>1</w:t>
+        <w:t>2</w:t>
       </w:r>
       <w:r>
         <w:rPr/>
@@ -227,7 +220,7 @@
           <w:rFonts w:cs="Arial Unicode MS" w:eastAsia="Arial Unicode MS"/>
           <w:rtl w:val="0"/>
         </w:rPr>
-        <w:t>1</w:t>
+        <w:t>2</w:t>
       </w:r>
       <w:r>
         <w:rPr/>
@@ -299,7 +292,7 @@
           <w:rFonts w:cs="Arial Unicode MS" w:eastAsia="Arial Unicode MS"/>
           <w:rtl w:val="0"/>
         </w:rPr>
-        <w:t>2</w:t>
+        <w:t>3</w:t>
       </w:r>
       <w:r>
         <w:rPr/>
@@ -335,7 +328,7 @@
           <w:rFonts w:cs="Arial Unicode MS" w:eastAsia="Arial Unicode MS"/>
           <w:rtl w:val="0"/>
         </w:rPr>
-        <w:t>2</w:t>
+        <w:t>3</w:t>
       </w:r>
       <w:r>
         <w:rPr/>
@@ -371,7 +364,7 @@
           <w:rFonts w:cs="Arial Unicode MS" w:eastAsia="Arial Unicode MS"/>
           <w:rtl w:val="0"/>
         </w:rPr>
-        <w:t>2</w:t>
+        <w:t>3</w:t>
       </w:r>
       <w:r>
         <w:rPr/>
@@ -421,6 +414,230 @@
       <w:r>
         <w:rPr/>
         <w:fldChar w:fldCharType="end" w:fldLock="0"/>
+      </w:r>
+    </w:p>
+    <w:p>
+      <w:pPr>
+        <w:pStyle w:val="Source Code"/>
+      </w:pPr>
+      <w:r>
+        <w:rPr>
+          <w:rtl w:val="0"/>
+          <w:lang w:val="en-US"/>
+        </w:rPr>
+        <w:t xml:space="preserve"> Family: gaussian </w:t>
+      </w:r>
+      <w:r>
+        <w:rPr>
+          <w:rtl w:val="0"/>
+        </w:rPr>
+        <w:br w:type="textWrapping"/>
+        <w:t xml:space="preserve">  </w:t>
+      </w:r>
+      <w:r>
+        <w:rPr>
+          <w:rtl w:val="0"/>
+          <w:lang w:val="en-US"/>
+        </w:rPr>
+        <w:t xml:space="preserve">Links: mu = identity; sigma = identity </w:t>
+      </w:r>
+      <w:r>
+        <w:br w:type="textWrapping"/>
+      </w:r>
+      <w:r>
+        <w:rPr>
+          <w:rtl w:val="0"/>
+          <w:lang w:val="en-US"/>
+        </w:rPr>
+        <w:t xml:space="preserve">Formula: beta_ln | se(se_beta_ln) ~ 1 + (1 | author_year) </w:t>
+      </w:r>
+      <w:r>
+        <w:rPr>
+          <w:rtl w:val="0"/>
+        </w:rPr>
+        <w:br w:type="textWrapping"/>
+        <w:t xml:space="preserve">   </w:t>
+      </w:r>
+      <w:r>
+        <w:rPr>
+          <w:rtl w:val="0"/>
+          <w:lang w:val="en-US"/>
+        </w:rPr>
+        <w:t xml:space="preserve">Data: data (Number of observations: 12) </w:t>
+      </w:r>
+      <w:r>
+        <w:rPr>
+          <w:rtl w:val="0"/>
+        </w:rPr>
+        <w:br w:type="textWrapping"/>
+        <w:t xml:space="preserve">  </w:t>
+      </w:r>
+      <w:r>
+        <w:rPr>
+          <w:rtl w:val="0"/>
+          <w:lang w:val="en-US"/>
+        </w:rPr>
+        <w:t>Draws: 4 chains, each with iter = 4000; warmup = 2000; thin = 1;</w:t>
+      </w:r>
+      <w:r>
+        <w:rPr>
+          <w:rtl w:val="0"/>
+        </w:rPr>
+        <w:br w:type="textWrapping"/>
+        <w:t xml:space="preserve">         </w:t>
+      </w:r>
+      <w:r>
+        <w:rPr>
+          <w:rtl w:val="0"/>
+          <w:lang w:val="en-US"/>
+        </w:rPr>
+        <w:t>total post-warmup draws = 8000</w:t>
+      </w:r>
+      <w:r>
+        <w:br w:type="textWrapping"/>
+        <w:br w:type="textWrapping"/>
+      </w:r>
+      <w:r>
+        <w:rPr>
+          <w:rtl w:val="0"/>
+          <w:lang w:val="en-US"/>
+        </w:rPr>
+        <w:t>Multilevel Hyperparameters:</w:t>
+      </w:r>
+      <w:r>
+        <w:br w:type="textWrapping"/>
+      </w:r>
+      <w:r>
+        <w:rPr>
+          <w:rtl w:val="0"/>
+          <w:lang w:val="en-US"/>
+        </w:rPr>
+        <w:t xml:space="preserve">~author_year (Number of levels: 12) </w:t>
+      </w:r>
+      <w:r>
+        <w:rPr>
+          <w:rtl w:val="0"/>
+        </w:rPr>
+        <w:br w:type="textWrapping"/>
+        <w:t xml:space="preserve">              </w:t>
+      </w:r>
+      <w:r>
+        <w:rPr>
+          <w:rtl w:val="0"/>
+          <w:lang w:val="en-US"/>
+        </w:rPr>
+        <w:t>Estimate Est.Error l-95% CI u-95% CI Rhat Bulk_ESS Tail_ESS</w:t>
+      </w:r>
+      <w:r>
+        <w:br w:type="textWrapping"/>
+      </w:r>
+      <w:r>
+        <w:rPr>
+          <w:rtl w:val="0"/>
+          <w:lang w:val="en-US"/>
+        </w:rPr>
+        <w:t>sd(Intercept)     1.94      0.55     1.05     3.19 1.00     1796     3188</w:t>
+      </w:r>
+      <w:r>
+        <w:br w:type="textWrapping"/>
+        <w:br w:type="textWrapping"/>
+      </w:r>
+      <w:r>
+        <w:rPr>
+          <w:rtl w:val="0"/>
+          <w:lang w:val="en-US"/>
+        </w:rPr>
+        <w:t>Regression Coefficients:</w:t>
+      </w:r>
+      <w:r>
+        <w:rPr>
+          <w:rtl w:val="0"/>
+        </w:rPr>
+        <w:br w:type="textWrapping"/>
+        <w:t xml:space="preserve">          </w:t>
+      </w:r>
+      <w:r>
+        <w:rPr>
+          <w:rtl w:val="0"/>
+          <w:lang w:val="en-US"/>
+        </w:rPr>
+        <w:t>Estimate Est.Error l-95% CI u-95% CI Rhat Bulk_ESS Tail_ESS</w:t>
+      </w:r>
+      <w:r>
+        <w:br w:type="textWrapping"/>
+      </w:r>
+      <w:r>
+        <w:rPr>
+          <w:rtl w:val="0"/>
+          <w:lang w:val="en-US"/>
+        </w:rPr>
+        <w:t>Intercept    -2.10      0.65    -3.44    -0.87 1.00     1843     3230</w:t>
+      </w:r>
+      <w:r>
+        <w:br w:type="textWrapping"/>
+        <w:br w:type="textWrapping"/>
+      </w:r>
+      <w:r>
+        <w:rPr>
+          <w:rtl w:val="0"/>
+          <w:lang w:val="en-US"/>
+        </w:rPr>
+        <w:t>Further Distributional Parameters:</w:t>
+      </w:r>
+      <w:r>
+        <w:rPr>
+          <w:rtl w:val="0"/>
+        </w:rPr>
+        <w:br w:type="textWrapping"/>
+        <w:t xml:space="preserve">      </w:t>
+      </w:r>
+      <w:r>
+        <w:rPr>
+          <w:rtl w:val="0"/>
+          <w:lang w:val="en-US"/>
+        </w:rPr>
+        <w:t>Estimate Est.Error l-95% CI u-95% CI Rhat Bulk_ESS Tail_ESS</w:t>
+      </w:r>
+      <w:r>
+        <w:br w:type="textWrapping"/>
+      </w:r>
+      <w:r>
+        <w:rPr>
+          <w:rtl w:val="0"/>
+          <w:lang w:val="en-US"/>
+        </w:rPr>
+        <w:t>sigma     0.00      0.00     0.00     0.00   NA       NA       NA</w:t>
+      </w:r>
+      <w:r>
+        <w:br w:type="textWrapping"/>
+        <w:br w:type="textWrapping"/>
+      </w:r>
+      <w:r>
+        <w:rPr>
+          <w:rtl w:val="0"/>
+          <w:lang w:val="en-US"/>
+        </w:rPr>
+        <w:t>Draws were sampled using sampling(NUTS). For each parameter, Bulk_ESS</w:t>
+      </w:r>
+      <w:r>
+        <w:br w:type="textWrapping"/>
+      </w:r>
+      <w:r>
+        <w:rPr>
+          <w:rtl w:val="0"/>
+          <w:lang w:val="en-US"/>
+        </w:rPr>
+        <w:t>and Tail_ESS are effective sample size measures, and Rhat is the potential</w:t>
+      </w:r>
+      <w:r>
+        <w:br w:type="textWrapping"/>
+      </w:r>
+      <w:r>
+        <w:rPr>
+          <w:rtl w:val="0"/>
+          <w:lang w:val="en-US"/>
+        </w:rPr>
+        <w:t>scale reduction factor on split chains (at convergence, Rhat = 1).</w:t>
       </w:r>
     </w:p>
     <w:p>
@@ -449,7 +666,6 @@
       </w:pPr>
       <w:r>
         <w:rPr>
-          <w:rFonts w:cs="Arial Unicode MS" w:eastAsia="Arial Unicode MS"/>
           <w:rtl w:val="0"/>
         </w:rPr>
         <w:t xml:space="preserve">Journal: </w:t>
@@ -475,7 +691,6 @@
       <w:r>
         <w:rPr>
           <w:rStyle w:val="Hyperlink.0"/>
-          <w:rFonts w:cs="Arial Unicode MS" w:eastAsia="Arial Unicode MS"/>
           <w:rtl w:val="0"/>
           <w:lang w:val="en-US"/>
         </w:rPr>
@@ -493,10 +708,12 @@
           <w:ilvl w:val="0"/>
           <w:numId w:val="2"/>
         </w:numPr>
-      </w:pPr>
-      <w:r>
-        <w:rPr>
-          <w:rFonts w:cs="Arial Unicode MS" w:eastAsia="Arial Unicode MS"/>
+        <w:rPr>
+          <w:lang w:val="en-US"/>
+        </w:rPr>
+      </w:pPr>
+      <w:r>
+        <w:rPr>
           <w:rtl w:val="0"/>
           <w:lang w:val="en-US"/>
         </w:rPr>
@@ -523,7 +740,6 @@
       <w:r>
         <w:rPr>
           <w:rStyle w:val="Hyperlink.0"/>
-          <w:rFonts w:cs="Arial Unicode MS" w:eastAsia="Arial Unicode MS"/>
           <w:rtl w:val="0"/>
           <w:lang w:val="en-US"/>
         </w:rPr>
@@ -535,7 +751,6 @@
       </w:r>
       <w:r>
         <w:rPr>
-          <w:rFonts w:cs="Arial Unicode MS" w:eastAsia="Arial Unicode MS"/>
           <w:rtl w:val="0"/>
           <w:lang w:val="en-US"/>
         </w:rPr>
@@ -597,11 +812,16 @@
       </w:r>
       <w:r>
         <w:rPr>
-          <w:rFonts w:cs="Arial Unicode MS" w:eastAsia="Arial Unicode MS"/>
-          <w:rtl w:val="0"/>
-          <w:lang w:val="en-US"/>
-        </w:rPr>
-        <w:t xml:space="preserve"> Short intro: Lead, health effects, burden of disease, exposure in Germany</w:t>
+          <w:rtl w:val="0"/>
+        </w:rPr>
+        <w:t xml:space="preserve"> </w:t>
+      </w:r>
+      <w:r>
+        <w:rPr>
+          <w:rtl w:val="0"/>
+          <w:lang w:val="en-US"/>
+        </w:rPr>
+        <w:t>Short intro: Lead, health effects, burden of disease, exposure in Germany</w:t>
       </w:r>
     </w:p>
     <w:p>
@@ -625,14 +845,12 @@
       </w:r>
       <w:r>
         <w:rPr>
-          <w:rFonts w:cs="Arial Unicode MS" w:eastAsia="Arial Unicode MS"/>
           <w:rtl w:val="0"/>
         </w:rPr>
         <w:t xml:space="preserve"> </w:t>
       </w:r>
       <w:r>
         <w:rPr>
-          <w:rFonts w:cs="Arial Unicode MS" w:eastAsia="Arial Unicode MS"/>
           <w:rtl w:val="0"/>
           <w:lang w:val="en-US"/>
         </w:rPr>
@@ -677,14 +895,12 @@
       </w:r>
       <w:r>
         <w:rPr>
-          <w:rFonts w:cs="Arial Unicode MS" w:eastAsia="Arial Unicode MS"/>
           <w:rtl w:val="0"/>
         </w:rPr>
         <w:t xml:space="preserve"> </w:t>
       </w:r>
       <w:r>
         <w:rPr>
-          <w:rFonts w:cs="Arial Unicode MS" w:eastAsia="Arial Unicode MS"/>
           <w:rtl w:val="0"/>
           <w:lang w:val="en-US"/>
         </w:rPr>
@@ -712,14 +928,12 @@
       </w:r>
       <w:r>
         <w:rPr>
-          <w:rFonts w:cs="Arial Unicode MS" w:eastAsia="Arial Unicode MS"/>
           <w:rtl w:val="0"/>
         </w:rPr>
         <w:t xml:space="preserve"> </w:t>
       </w:r>
       <w:r>
         <w:rPr>
-          <w:rFonts w:cs="Arial Unicode MS" w:eastAsia="Arial Unicode MS"/>
           <w:rtl w:val="0"/>
           <w:lang w:val="en-US"/>
         </w:rPr>
@@ -747,14 +961,12 @@
       </w:r>
       <w:r>
         <w:rPr>
-          <w:rFonts w:cs="Arial Unicode MS" w:eastAsia="Arial Unicode MS"/>
           <w:rtl w:val="0"/>
         </w:rPr>
         <w:t xml:space="preserve"> </w:t>
       </w:r>
       <w:r>
         <w:rPr>
-          <w:rFonts w:cs="Arial Unicode MS" w:eastAsia="Arial Unicode MS"/>
           <w:rtl w:val="0"/>
           <w:lang w:val="en-US"/>
         </w:rPr>
@@ -782,14 +994,12 @@
       </w:r>
       <w:r>
         <w:rPr>
-          <w:rFonts w:cs="Arial Unicode MS" w:eastAsia="Arial Unicode MS"/>
           <w:rtl w:val="0"/>
         </w:rPr>
         <w:t xml:space="preserve"> </w:t>
       </w:r>
       <w:r>
         <w:rPr>
-          <w:rFonts w:cs="Arial Unicode MS" w:eastAsia="Arial Unicode MS"/>
           <w:rtl w:val="0"/>
           <w:lang w:val="en-US"/>
         </w:rPr>
@@ -817,14 +1027,12 @@
       </w:r>
       <w:r>
         <w:rPr>
-          <w:rFonts w:cs="Arial Unicode MS" w:eastAsia="Arial Unicode MS"/>
           <w:rtl w:val="0"/>
         </w:rPr>
         <w:t xml:space="preserve"> </w:t>
       </w:r>
       <w:r>
         <w:rPr>
-          <w:rFonts w:cs="Arial Unicode MS" w:eastAsia="Arial Unicode MS"/>
           <w:rtl w:val="0"/>
           <w:lang w:val="en-US"/>
         </w:rPr>
@@ -852,14 +1060,12 @@
       </w:r>
       <w:r>
         <w:rPr>
-          <w:rFonts w:cs="Arial Unicode MS" w:eastAsia="Arial Unicode MS"/>
           <w:rtl w:val="0"/>
         </w:rPr>
         <w:t xml:space="preserve"> </w:t>
       </w:r>
       <w:r>
         <w:rPr>
-          <w:rFonts w:cs="Arial Unicode MS" w:eastAsia="Arial Unicode MS"/>
           <w:rtl w:val="0"/>
           <w:lang w:val="en-US"/>
         </w:rPr>
@@ -904,14 +1110,12 @@
       </w:r>
       <w:r>
         <w:rPr>
-          <w:rFonts w:cs="Arial Unicode MS" w:eastAsia="Arial Unicode MS"/>
           <w:rtl w:val="0"/>
         </w:rPr>
         <w:t xml:space="preserve"> </w:t>
       </w:r>
       <w:r>
         <w:rPr>
-          <w:rFonts w:cs="Arial Unicode MS" w:eastAsia="Arial Unicode MS"/>
           <w:rtl w:val="0"/>
           <w:lang w:val="en-US"/>
         </w:rPr>
@@ -939,14 +1143,12 @@
       </w:r>
       <w:r>
         <w:rPr>
-          <w:rFonts w:cs="Arial Unicode MS" w:eastAsia="Arial Unicode MS"/>
           <w:rtl w:val="0"/>
         </w:rPr>
         <w:t xml:space="preserve"> </w:t>
       </w:r>
       <w:r>
         <w:rPr>
-          <w:rFonts w:cs="Arial Unicode MS" w:eastAsia="Arial Unicode MS"/>
           <w:rtl w:val="0"/>
           <w:lang w:val="en-US"/>
         </w:rPr>
@@ -974,14 +1176,12 @@
       </w:r>
       <w:r>
         <w:rPr>
-          <w:rFonts w:cs="Arial Unicode MS" w:eastAsia="Arial Unicode MS"/>
           <w:rtl w:val="0"/>
         </w:rPr>
         <w:t xml:space="preserve"> </w:t>
       </w:r>
       <w:r>
         <w:rPr>
-          <w:rFonts w:cs="Arial Unicode MS" w:eastAsia="Arial Unicode MS"/>
           <w:rtl w:val="0"/>
           <w:lang w:val="en-US"/>
         </w:rPr>
@@ -1009,14 +1209,12 @@
       </w:r>
       <w:r>
         <w:rPr>
-          <w:rFonts w:cs="Arial Unicode MS" w:eastAsia="Arial Unicode MS"/>
           <w:rtl w:val="0"/>
         </w:rPr>
         <w:t xml:space="preserve"> </w:t>
       </w:r>
       <w:r>
         <w:rPr>
-          <w:rFonts w:cs="Arial Unicode MS" w:eastAsia="Arial Unicode MS"/>
           <w:rtl w:val="0"/>
           <w:lang w:val="en-US"/>
         </w:rPr>
@@ -1044,14 +1242,12 @@
       </w:r>
       <w:r>
         <w:rPr>
-          <w:rFonts w:cs="Arial Unicode MS" w:eastAsia="Arial Unicode MS"/>
           <w:rtl w:val="0"/>
         </w:rPr>
         <w:t xml:space="preserve"> </w:t>
       </w:r>
       <w:r>
         <w:rPr>
-          <w:rFonts w:cs="Arial Unicode MS" w:eastAsia="Arial Unicode MS"/>
           <w:rtl w:val="0"/>
           <w:lang w:val="en-US"/>
         </w:rPr>
@@ -1096,14 +1292,12 @@
       </w:r>
       <w:r>
         <w:rPr>
-          <w:rFonts w:cs="Arial Unicode MS" w:eastAsia="Arial Unicode MS"/>
           <w:rtl w:val="0"/>
         </w:rPr>
         <w:t xml:space="preserve"> </w:t>
       </w:r>
       <w:r>
         <w:rPr>
-          <w:rFonts w:cs="Arial Unicode MS" w:eastAsia="Arial Unicode MS"/>
           <w:rtl w:val="0"/>
           <w:lang w:val="en-US"/>
         </w:rPr>
@@ -1131,14 +1325,12 @@
       </w:r>
       <w:r>
         <w:rPr>
-          <w:rFonts w:cs="Arial Unicode MS" w:eastAsia="Arial Unicode MS"/>
           <w:rtl w:val="0"/>
         </w:rPr>
         <w:t xml:space="preserve"> </w:t>
       </w:r>
       <w:r>
         <w:rPr>
-          <w:rFonts w:cs="Arial Unicode MS" w:eastAsia="Arial Unicode MS"/>
           <w:rtl w:val="0"/>
           <w:lang w:val="en-US"/>
         </w:rPr>
@@ -1146,14 +1338,12 @@
       </w:r>
       <w:r>
         <w:rPr>
-          <w:rFonts w:cs="Arial Unicode MS" w:eastAsia="Arial Unicode MS" w:hint="default"/>
           <w:rtl w:val="0"/>
         </w:rPr>
         <w:t> </w:t>
       </w:r>
       <w:r>
         <w:rPr>
-          <w:rFonts w:cs="Arial Unicode MS" w:eastAsia="Arial Unicode MS"/>
           <w:rtl w:val="0"/>
           <w:lang w:val="en-US"/>
         </w:rPr>
@@ -1181,14 +1371,12 @@
       </w:r>
       <w:r>
         <w:rPr>
-          <w:rFonts w:cs="Arial Unicode MS" w:eastAsia="Arial Unicode MS"/>
           <w:rtl w:val="0"/>
         </w:rPr>
         <w:t xml:space="preserve"> </w:t>
       </w:r>
       <w:r>
         <w:rPr>
-          <w:rFonts w:cs="Arial Unicode MS" w:eastAsia="Arial Unicode MS"/>
           <w:rtl w:val="0"/>
           <w:lang w:val="en-US"/>
         </w:rPr>
@@ -1233,14 +1421,12 @@
       </w:r>
       <w:r>
         <w:rPr>
-          <w:rFonts w:cs="Arial Unicode MS" w:eastAsia="Arial Unicode MS"/>
           <w:rtl w:val="0"/>
         </w:rPr>
         <w:t xml:space="preserve"> </w:t>
       </w:r>
       <w:r>
         <w:rPr>
-          <w:rFonts w:cs="Arial Unicode MS" w:eastAsia="Arial Unicode MS"/>
           <w:rtl w:val="0"/>
           <w:lang w:val="en-US"/>
         </w:rPr>
@@ -1268,14 +1454,12 @@
       </w:r>
       <w:r>
         <w:rPr>
-          <w:rFonts w:cs="Arial Unicode MS" w:eastAsia="Arial Unicode MS"/>
           <w:rtl w:val="0"/>
         </w:rPr>
         <w:t xml:space="preserve"> </w:t>
       </w:r>
       <w:r>
         <w:rPr>
-          <w:rFonts w:cs="Arial Unicode MS" w:eastAsia="Arial Unicode MS"/>
           <w:rtl w:val="0"/>
           <w:lang w:val="en-US"/>
         </w:rPr>
@@ -1297,42 +1481,99 @@
         </w:rPr>
         <w:t>List of abbreviations</w:t>
       </w:r>
-      <w:bookmarkEnd w:id="16"/>
       <w:bookmarkEnd w:id="15"/>
     </w:p>
     <w:p>
       <w:pPr>
-        <w:pStyle w:val="Heading 1"/>
-      </w:pPr>
-    </w:p>
-    <w:p>
-      <w:pPr>
         <w:pStyle w:val="Body"/>
       </w:pPr>
+      <w:bookmarkStart w:name="settingpriors" w:id="17"/>
+    </w:p>
+    <w:p>
+      <w:pPr>
+        <w:pStyle w:val="Body"/>
+      </w:pPr>
       <w:r>
         <w:rPr>
           <w:rFonts w:cs="Arial Unicode MS" w:eastAsia="Arial Unicode MS"/>
           <w:rtl w:val="0"/>
-          <w:lang w:val="de-DE"/>
-        </w:rPr>
-        <w:t>Normal Text Body</w:t>
-      </w:r>
-    </w:p>
-    <w:p>
-      <w:pPr>
-        <w:pStyle w:val="Body"/>
-      </w:pPr>
-    </w:p>
-    <w:p>
-      <w:pPr>
-        <w:pStyle w:val="Word Default Style"/>
-      </w:pPr>
-      <w:r>
-        <w:rPr>
-          <w:rtl w:val="0"/>
-        </w:rPr>
-        <w:t>Word default style</w:t>
-      </w:r>
+          <w:lang w:val="en-US"/>
+        </w:rPr>
+        <w:t>First, we need to define the priors. In Bayesian statistics, a prior distribution represents our initial belief about an unknown parameter before observing any data. It</w:t>
+      </w:r>
+      <w:r>
+        <w:rPr>
+          <w:rFonts w:cs="Arial Unicode MS" w:eastAsia="Arial Unicode MS" w:hint="default"/>
+          <w:rtl w:val="1"/>
+        </w:rPr>
+        <w:t>’</w:t>
+      </w:r>
+      <w:r>
+        <w:rPr>
+          <w:rFonts w:cs="Arial Unicode MS" w:eastAsia="Arial Unicode MS"/>
+          <w:rtl w:val="0"/>
+          <w:lang w:val="en-US"/>
+        </w:rPr>
+        <w:t>s a probability distribution reflecting our knowledge or assumptions about the parameter</w:t>
+      </w:r>
+      <w:r>
+        <w:rPr>
+          <w:rFonts w:cs="Arial Unicode MS" w:eastAsia="Arial Unicode MS" w:hint="default"/>
+          <w:rtl w:val="1"/>
+        </w:rPr>
+        <w:t>’</w:t>
+      </w:r>
+      <w:r>
+        <w:rPr>
+          <w:rFonts w:cs="Arial Unicode MS" w:eastAsia="Arial Unicode MS"/>
+          <w:rtl w:val="0"/>
+          <w:lang w:val="en-US"/>
+        </w:rPr>
+        <w:t xml:space="preserve">s possible values. This prior distribution is then combined with the likelihood function (based on observed data) to produce a posterior distribution, which represents our updated belief after considering the data. You can read more about choosing prior distributions in Bayesian statistics in this </w:t>
+      </w:r>
+      <w:r>
+        <w:rPr>
+          <w:rStyle w:val="Hyperlink.1"/>
+        </w:rPr>
+        <w:fldChar w:fldCharType="begin" w:fldLock="0"/>
+      </w:r>
+      <w:r>
+        <w:rPr>
+          <w:rStyle w:val="Hyperlink.1"/>
+        </w:rPr>
+        <w:instrText xml:space="preserve"> HYPERLINK "https://bookdown.org/kevin_davisross/bayesian-reasoning-and-methods/prior.html%23prior"</w:instrText>
+      </w:r>
+      <w:r>
+        <w:rPr>
+          <w:rStyle w:val="Hyperlink.1"/>
+        </w:rPr>
+        <w:fldChar w:fldCharType="separate" w:fldLock="0"/>
+      </w:r>
+      <w:r>
+        <w:rPr>
+          <w:rStyle w:val="Hyperlink.1"/>
+          <w:rFonts w:cs="Arial Unicode MS" w:eastAsia="Arial Unicode MS"/>
+          <w:rtl w:val="0"/>
+          <w:lang w:val="nl-NL"/>
+        </w:rPr>
+        <w:t>book chapter</w:t>
+      </w:r>
+      <w:r>
+        <w:rPr/>
+        <w:fldChar w:fldCharType="end" w:fldLock="0"/>
+      </w:r>
+      <w:r>
+        <w:rPr>
+          <w:rStyle w:val="Hyperlink.1"/>
+          <w:rFonts w:cs="Arial Unicode MS" w:eastAsia="Arial Unicode MS"/>
+          <w:rtl w:val="0"/>
+        </w:rPr>
+        <w:t>.</w:t>
+      </w:r>
+      <w:r>
+        <w:br w:type="textWrapping"/>
+      </w:r>
+      <w:bookmarkEnd w:id="17"/>
     </w:p>
     <w:sectPr>
       <w:headerReference w:type="default" r:id="rId4"/>
@@ -2180,6 +2421,50 @@
       </w14:textFill>
     </w:rPr>
   </w:style>
+  <w:style w:type="paragraph" w:styleId="Source Code">
+    <w:name w:val="Source Code"/>
+    <w:next w:val="Source Code"/>
+    <w:pPr>
+      <w:keepNext w:val="0"/>
+      <w:keepLines w:val="0"/>
+      <w:pageBreakBefore w:val="0"/>
+      <w:widowControl w:val="1"/>
+      <w:shd w:val="clear" w:color="auto" w:fill="f1f3f5"/>
+      <w:suppressAutoHyphens w:val="0"/>
+      <w:bidi w:val="0"/>
+      <w:spacing w:before="200" w:after="200" w:line="240" w:lineRule="auto"/>
+      <w:ind w:left="0" w:right="0" w:firstLine="0"/>
+      <w:jc w:val="left"/>
+      <w:outlineLvl w:val="9"/>
+    </w:pPr>
+    <w:rPr>
+      <w:rFonts w:ascii="Courier New" w:cs="Arial Unicode MS" w:hAnsi="Courier New" w:eastAsia="Arial Unicode MS"/>
+      <w:b w:val="0"/>
+      <w:bCs w:val="0"/>
+      <w:i w:val="0"/>
+      <w:iCs w:val="0"/>
+      <w:caps w:val="0"/>
+      <w:smallCaps w:val="0"/>
+      <w:strike w:val="0"/>
+      <w:dstrike w:val="0"/>
+      <w:outline w:val="0"/>
+      <w:color w:val="000000"/>
+      <w:spacing w:val="0"/>
+      <w:kern w:val="0"/>
+      <w:position w:val="0"/>
+      <w:sz w:val="24"/>
+      <w:szCs w:val="24"/>
+      <w:u w:val="none" w:color="000000"/>
+      <w:shd w:val="nil" w:color="auto" w:fill="auto"/>
+      <w:vertAlign w:val="baseline"/>
+      <w:lang w:val="en-US"/>
+      <w14:textFill>
+        <w14:solidFill>
+          <w14:srgbClr w14:val="000000"/>
+        </w14:solidFill>
+      </w14:textFill>
+    </w:rPr>
+  </w:style>
   <w:style w:type="numbering" w:styleId="Imported Style 1">
     <w:name w:val="Imported Style 1"/>
     <w:pPr>
@@ -2216,48 +2501,15 @@
       </w14:textFill>
     </w:rPr>
   </w:style>
-  <w:style w:type="paragraph" w:styleId="Word Default Style">
-    <w:name w:val="Word Default Style"/>
-    <w:next w:val="Word Default Style"/>
-    <w:pPr>
-      <w:keepNext w:val="0"/>
-      <w:keepLines w:val="0"/>
-      <w:pageBreakBefore w:val="0"/>
-      <w:widowControl w:val="1"/>
-      <w:shd w:val="clear" w:color="auto" w:fill="auto"/>
-      <w:suppressAutoHyphens w:val="0"/>
-      <w:bidi w:val="0"/>
-      <w:spacing w:before="0" w:after="0" w:line="240" w:lineRule="auto"/>
-      <w:ind w:left="0" w:right="0" w:firstLine="0"/>
-      <w:jc w:val="left"/>
-      <w:outlineLvl w:val="9"/>
-    </w:pPr>
+  <w:style w:type="character" w:styleId="None">
+    <w:name w:val="None"/>
+  </w:style>
+  <w:style w:type="character" w:styleId="Hyperlink.1">
+    <w:name w:val="Hyperlink.1"/>
+    <w:basedOn w:val="None"/>
+    <w:next w:val="Hyperlink.1"/>
     <w:rPr>
-      <w:rFonts w:ascii="Helvetica Neue" w:cs="Arial Unicode MS" w:hAnsi="Helvetica Neue" w:eastAsia="Arial Unicode MS"/>
-      <w:b w:val="0"/>
-      <w:bCs w:val="0"/>
-      <w:i w:val="0"/>
-      <w:iCs w:val="0"/>
-      <w:caps w:val="0"/>
-      <w:smallCaps w:val="0"/>
-      <w:strike w:val="0"/>
-      <w:dstrike w:val="0"/>
-      <w:outline w:val="0"/>
-      <w:color w:val="000000"/>
-      <w:spacing w:val="0"/>
-      <w:kern w:val="0"/>
-      <w:position w:val="0"/>
-      <w:sz w:val="24"/>
-      <w:szCs w:val="24"/>
-      <w:u w:val="none"/>
-      <w:shd w:val="nil" w:color="auto" w:fill="auto"/>
-      <w:vertAlign w:val="baseline"/>
-      <w:lang w:val="de-DE"/>
-      <w14:textFill>
-        <w14:solidFill>
-          <w14:srgbClr w14:val="000000"/>
-        </w14:solidFill>
-      </w14:textFill>
+      <w:rFonts w:ascii="Helvetica Neue" w:cs="Helvetica Neue" w:hAnsi="Helvetica Neue" w:eastAsia="Helvetica Neue"/>
     </w:rPr>
   </w:style>
 </w:styles>
